--- a/Fase 2/Manuales/SIGMA_Manual_EP20_Importación_y_carga_inicial_de_datos.docx
+++ b/Fase 2/Manuales/SIGMA_Manual_EP20_Importación_y_carga_inicial_de_datos.docx
@@ -152,7 +152,7 @@
               <w:rPr>
                 <w:sz w:val="20"/>
               </w:rPr>
-              <w:t>0 visibles en el menú y 4 que se abren desde otra pantalla</w:t>
+              <w:t>0 en el menú y 3 que se abren desde ellas</w:t>
             </w:r>
           </w:p>
         </w:tc>
@@ -216,7 +216,7 @@
               <w:rPr>
                 <w:sz w:val="20"/>
               </w:rPr>
-              <w:t>1.0 · 01-10-2026</w:t>
+              <w:t>1.1 · 02-10-2026</w:t>
             </w:r>
           </w:p>
         </w:tc>
@@ -430,30 +430,6 @@
         <w:rPr>
           <w:sz w:val="21"/>
         </w:rPr>
-        <w:t>Crear y editar repuestos</w:t>
-      </w:r>
-    </w:p>
-    <w:p>
-      <w:pPr>
-        <w:pStyle w:val="ListBullet"/>
-        <w:spacing w:after="60"/>
-      </w:pPr>
-      <w:r>
-        <w:rPr>
-          <w:sz w:val="21"/>
-        </w:rPr>
-        <w:t>Ver los usuarios del cliente</w:t>
-      </w:r>
-    </w:p>
-    <w:p>
-      <w:pPr>
-        <w:pStyle w:val="ListBullet"/>
-        <w:spacing w:after="60"/>
-      </w:pPr>
-      <w:r>
-        <w:rPr>
-          <w:sz w:val="21"/>
-        </w:rPr>
         <w:t>Ver planes de mantenimiento</w:t>
       </w:r>
     </w:p>
@@ -467,15 +443,16 @@
     </w:p>
     <w:p>
       <w:pPr>
-        <w:spacing w:after="120"/>
+        <w:spacing w:after="80"/>
       </w:pPr>
       <w:r>
         <w:rPr>
           <w:b w:val="0"/>
           <w:i w:val="0"/>
-          <w:sz w:val="22"/>
+          <w:color w:val="555555"/>
+          <w:sz w:val="20"/>
         </w:rPr>
-        <w:t>Las pantallas de este módulo se abren desde otras, o desde la aplicación móvil:</w:t>
+        <w:t>Estas otras no están en el menú: se abren desde las anteriores, al pulsar un botón o al elegir una fila.</w:t>
       </w:r>
     </w:p>
     <w:tbl>
@@ -493,13 +470,14 @@
         </w:tblBorders>
       </w:tblPr>
       <w:tblGrid>
-        <w:gridCol w:w="4873"/>
-        <w:gridCol w:w="4873"/>
+        <w:gridCol w:w="3249"/>
+        <w:gridCol w:w="3249"/>
+        <w:gridCol w:w="3249"/>
       </w:tblGrid>
       <w:tr>
         <w:tc>
           <w:tcPr>
-            <w:tcW w:type="dxa" w:w="3402"/>
+            <w:tcW w:type="dxa" w:w="2551"/>
             <w:shd w:val="clear" w:color="auto" w:fill="E8E5F7"/>
           </w:tcPr>
           <w:p>
@@ -515,7 +493,7 @@
         </w:tc>
         <w:tc>
           <w:tcPr>
-            <w:tcW w:type="dxa" w:w="6236"/>
+            <w:tcW w:type="dxa" w:w="3969"/>
             <w:shd w:val="clear" w:color="auto" w:fill="E8E5F7"/>
           </w:tcPr>
           <w:p>
@@ -525,7 +503,23 @@
                 <w:b/>
                 <w:sz w:val="18"/>
               </w:rPr>
-              <w:t>Ruta</w:t>
+              <w:t>Se abre desde</w:t>
+            </w:r>
+          </w:p>
+        </w:tc>
+        <w:tc>
+          <w:tcPr>
+            <w:tcW w:type="dxa" w:w="3118"/>
+            <w:shd w:val="clear" w:color="auto" w:fill="E8E5F7"/>
+          </w:tcPr>
+          <w:p>
+            <w:r/>
+            <w:r>
+              <w:rPr>
+                <w:b/>
+                <w:sz w:val="18"/>
+              </w:rPr>
+              <w:t>Pestañas que tiene</w:t>
             </w:r>
           </w:p>
         </w:tc>
@@ -533,37 +527,7 @@
       <w:tr>
         <w:tc>
           <w:tcPr>
-            <w:tcW w:type="dxa" w:w="3402"/>
-          </w:tcPr>
-          <w:p>
-            <w:r/>
-            <w:r>
-              <w:rPr>
-                <w:sz w:val="18"/>
-              </w:rPr>
-              <w:t>Carga masiva de repuestos</w:t>
-            </w:r>
-          </w:p>
-        </w:tc>
-        <w:tc>
-          <w:tcPr>
-            <w:tcW w:type="dxa" w:w="6236"/>
-          </w:tcPr>
-          <w:p>
-            <w:r/>
-            <w:r>
-              <w:rPr>
-                <w:sz w:val="18"/>
-              </w:rPr>
-              <w:t>Inventario › Carga masiva de repuestos</w:t>
-            </w:r>
-          </w:p>
-        </w:tc>
-      </w:tr>
-      <w:tr>
-        <w:tc>
-          <w:tcPr>
-            <w:tcW w:type="dxa" w:w="3402"/>
+            <w:tcW w:type="dxa" w:w="2551"/>
           </w:tcPr>
           <w:p>
             <w:r/>
@@ -577,7 +541,7 @@
         </w:tc>
         <w:tc>
           <w:tcPr>
-            <w:tcW w:type="dxa" w:w="6236"/>
+            <w:tcW w:type="dxa" w:w="3969"/>
           </w:tcPr>
           <w:p>
             <w:r/>
@@ -589,11 +553,69 @@
             </w:r>
           </w:p>
         </w:tc>
+        <w:tc>
+          <w:tcPr>
+            <w:tcW w:type="dxa" w:w="3118"/>
+          </w:tcPr>
+          <w:p>
+            <w:r/>
+            <w:r>
+              <w:rPr>
+                <w:sz w:val="18"/>
+              </w:rPr>
+              <w:t>—</w:t>
+            </w:r>
+          </w:p>
+        </w:tc>
       </w:tr>
       <w:tr>
         <w:tc>
           <w:tcPr>
-            <w:tcW w:type="dxa" w:w="3402"/>
+            <w:tcW w:type="dxa" w:w="2551"/>
+          </w:tcPr>
+          <w:p>
+            <w:r/>
+            <w:r>
+              <w:rPr>
+                <w:sz w:val="18"/>
+              </w:rPr>
+              <w:t>Planes de mantenimiento</w:t>
+            </w:r>
+          </w:p>
+        </w:tc>
+        <w:tc>
+          <w:tcPr>
+            <w:tcW w:type="dxa" w:w="3969"/>
+          </w:tcPr>
+          <w:p>
+            <w:r/>
+            <w:r>
+              <w:rPr>
+                <w:sz w:val="18"/>
+              </w:rPr>
+              <w:t>Centro de Mantenimiento › Planificación › Planes de mantenimiento</w:t>
+            </w:r>
+          </w:p>
+        </w:tc>
+        <w:tc>
+          <w:tcPr>
+            <w:tcW w:type="dxa" w:w="3118"/>
+          </w:tcPr>
+          <w:p>
+            <w:r/>
+            <w:r>
+              <w:rPr>
+                <w:sz w:val="18"/>
+              </w:rPr>
+              <w:t>—</w:t>
+            </w:r>
+          </w:p>
+        </w:tc>
+      </w:tr>
+      <w:tr>
+        <w:tc>
+          <w:tcPr>
+            <w:tcW w:type="dxa" w:w="2551"/>
           </w:tcPr>
           <w:p>
             <w:r/>
@@ -607,7 +629,7 @@
         </w:tc>
         <w:tc>
           <w:tcPr>
-            <w:tcW w:type="dxa" w:w="6236"/>
+            <w:tcW w:type="dxa" w:w="3969"/>
           </w:tcPr>
           <w:p>
             <w:r/>
@@ -619,11 +641,9 @@
             </w:r>
           </w:p>
         </w:tc>
-      </w:tr>
-      <w:tr>
         <w:tc>
           <w:tcPr>
-            <w:tcW w:type="dxa" w:w="3402"/>
+            <w:tcW w:type="dxa" w:w="3118"/>
           </w:tcPr>
           <w:p>
             <w:r/>
@@ -631,21 +651,7 @@
               <w:rPr>
                 <w:sz w:val="18"/>
               </w:rPr>
-              <w:t>Carga masiva de usuarios</w:t>
-            </w:r>
-          </w:p>
-        </w:tc>
-        <w:tc>
-          <w:tcPr>
-            <w:tcW w:type="dxa" w:w="6236"/>
-          </w:tcPr>
-          <w:p>
-            <w:r/>
-            <w:r>
-              <w:rPr>
-                <w:sz w:val="18"/>
-              </w:rPr>
-              <w:t>Cliente › Usuarios › Carga masiva de usuarios</w:t>
+              <w:t>—</w:t>
             </w:r>
           </w:p>
         </w:tc>
@@ -715,7 +721,7 @@
         <w:rPr>
           <w:sz w:val="21"/>
         </w:rPr>
-        <w:t>Entre a Carga masiva de repuestos.</w:t>
+        <w:t>Entre a Carga masiva de activos.</w:t>
       </w:r>
     </w:p>
     <w:p>
@@ -728,7 +734,7 @@
           <w:color w:val="555555"/>
           <w:sz w:val="19"/>
         </w:rPr>
-        <w:t>Menú: Inventario › Carga masiva de repuestos</w:t>
+        <w:t>Menú: Control de activos › Carga masiva de activos</w:t>
       </w:r>
     </w:p>
     <w:p>
@@ -747,7 +753,7 @@
         <w:rPr>
           <w:sz w:val="21"/>
         </w:rPr>
-        <w:t>Abra el formulario y complete los datos.</w:t>
+        <w:t>Complete los datos.</w:t>
       </w:r>
     </w:p>
     <w:p>
@@ -760,7 +766,7 @@
           <w:color w:val="555555"/>
           <w:sz w:val="19"/>
         </w:rPr>
-        <w:t>Hay 4 campos; 3 son obligatorios.</w:t>
+        <w:t>Son 4 campos; 3 obligatorios.</w:t>
       </w:r>
     </w:p>
     <w:tbl>
@@ -1413,72 +1419,28 @@
     </w:p>
     <w:p>
       <w:pPr>
-        <w:spacing w:after="40"/>
+        <w:spacing w:after="120"/>
       </w:pPr>
       <w:r>
         <w:rPr>
-          <w:b/>
-          <w:color w:val="4F46E5"/>
+          <w:b w:val="0"/>
+          <w:i w:val="0"/>
           <w:sz w:val="21"/>
         </w:rPr>
-        <w:t xml:space="preserve">Paso 1. </w:t>
-      </w:r>
-      <w:r>
-        <w:rPr>
-          <w:sz w:val="21"/>
-        </w:rPr>
-        <w:t>Entre a Carga masiva de repuestos.</w:t>
+        <w:t>No tiene pantalla propia: las celdas ambiguas se resuelven en la misma pantalla de carga masiva, antes de confirmar.</w:t>
       </w:r>
     </w:p>
     <w:p>
       <w:pPr>
-        <w:spacing w:after="120"/>
-        <w:ind w:left="680"/>
+        <w:spacing w:after="80"/>
       </w:pPr>
       <w:r>
         <w:rPr>
-          <w:color w:val="555555"/>
-          <w:sz w:val="19"/>
+          <w:b w:val="0"/>
+          <w:i w:val="0"/>
+          <w:sz w:val="20"/>
         </w:rPr>
-        <w:t>Menú: Inventario › Carga masiva de repuestos</w:t>
-      </w:r>
-    </w:p>
-    <w:p>
-      <w:pPr>
-        <w:spacing w:after="40"/>
-      </w:pPr>
-      <w:r>
-        <w:rPr>
-          <w:b/>
-          <w:color w:val="4F46E5"/>
-          <w:sz w:val="21"/>
-        </w:rPr>
-        <w:t xml:space="preserve">Paso 2. </w:t>
-      </w:r>
-      <w:r>
-        <w:rPr>
-          <w:sz w:val="21"/>
-        </w:rPr>
-        <w:t>Ejecute la acción desde la pantalla.</w:t>
-      </w:r>
-    </w:p>
-    <w:p>
-      <w:pPr>
-        <w:spacing w:after="40"/>
-      </w:pPr>
-      <w:r>
-        <w:rPr>
-          <w:b/>
-          <w:color w:val="4F46E5"/>
-          <w:sz w:val="21"/>
-        </w:rPr>
-        <w:t xml:space="preserve">Paso 3. </w:t>
-      </w:r>
-      <w:r>
-        <w:rPr>
-          <w:sz w:val="21"/>
-        </w:rPr>
-        <w:t>Compruebe que quedó bien. Tiene que cumplirse todo esto:</w:t>
+        <w:t>Aun así tiene que cumplirse esto:</w:t>
       </w:r>
     </w:p>
     <w:tbl>
@@ -1783,7 +1745,7 @@
         <w:rPr>
           <w:sz w:val="21"/>
         </w:rPr>
-        <w:t>Entre a Carga masiva de repuestos.</w:t>
+        <w:t>Entre a Planes de mantenimiento.</w:t>
       </w:r>
     </w:p>
     <w:p>
@@ -1796,7 +1758,7 @@
           <w:color w:val="555555"/>
           <w:sz w:val="19"/>
         </w:rPr>
-        <w:t>Menú: Inventario › Carga masiva de repuestos</w:t>
+        <w:t>Menú: Centro de Mantenimiento › Planificación › Planes de mantenimiento</w:t>
       </w:r>
     </w:p>
     <w:p>
@@ -1815,7 +1777,7 @@
         <w:rPr>
           <w:sz w:val="21"/>
         </w:rPr>
-        <w:t>Ejecute la acción desde la pantalla.</w:t>
+        <w:t>Desde esa pantalla, abra Carga masiva de planes.</w:t>
       </w:r>
     </w:p>
     <w:p>
@@ -1829,6 +1791,38 @@
           <w:sz w:val="21"/>
         </w:rPr>
         <w:t xml:space="preserve">Paso 3. </w:t>
+      </w:r>
+      <w:r>
+        <w:rPr>
+          <w:sz w:val="21"/>
+        </w:rPr>
+        <w:t>Complete la operación con los botones de Carga masiva de planes.</w:t>
+      </w:r>
+    </w:p>
+    <w:p>
+      <w:pPr>
+        <w:spacing w:after="120"/>
+        <w:ind w:left="680"/>
+      </w:pPr>
+      <w:r>
+        <w:rPr>
+          <w:color w:val="555555"/>
+          <w:sz w:val="19"/>
+        </w:rPr>
+        <w:t>Esta operación no declara campos de entrada: se resuelve con las acciones de la propia pantalla.</w:t>
+      </w:r>
+    </w:p>
+    <w:p>
+      <w:pPr>
+        <w:spacing w:after="40"/>
+      </w:pPr>
+      <w:r>
+        <w:rPr>
+          <w:b/>
+          <w:color w:val="4F46E5"/>
+          <w:sz w:val="21"/>
+        </w:rPr>
+        <w:t xml:space="preserve">Paso 4. </w:t>
       </w:r>
       <w:r>
         <w:rPr>
@@ -2081,72 +2075,28 @@
     </w:p>
     <w:p>
       <w:pPr>
-        <w:spacing w:after="40"/>
+        <w:spacing w:after="120"/>
       </w:pPr>
       <w:r>
         <w:rPr>
-          <w:b/>
-          <w:color w:val="4F46E5"/>
+          <w:b w:val="0"/>
+          <w:i w:val="0"/>
           <w:sz w:val="21"/>
         </w:rPr>
-        <w:t xml:space="preserve">Paso 1. </w:t>
-      </w:r>
-      <w:r>
-        <w:rPr>
-          <w:sz w:val="21"/>
-        </w:rPr>
-        <w:t>Entre a Carga masiva de repuestos.</w:t>
+        <w:t>El historial de importaciones aun no tiene pantalla publicada en el menu.</w:t>
       </w:r>
     </w:p>
     <w:p>
       <w:pPr>
-        <w:spacing w:after="120"/>
-        <w:ind w:left="680"/>
+        <w:spacing w:after="80"/>
       </w:pPr>
       <w:r>
         <w:rPr>
-          <w:color w:val="555555"/>
-          <w:sz w:val="19"/>
+          <w:b w:val="0"/>
+          <w:i w:val="0"/>
+          <w:sz w:val="20"/>
         </w:rPr>
-        <w:t>Menú: Inventario › Carga masiva de repuestos</w:t>
-      </w:r>
-    </w:p>
-    <w:p>
-      <w:pPr>
-        <w:spacing w:after="40"/>
-      </w:pPr>
-      <w:r>
-        <w:rPr>
-          <w:b/>
-          <w:color w:val="4F46E5"/>
-          <w:sz w:val="21"/>
-        </w:rPr>
-        <w:t xml:space="preserve">Paso 2. </w:t>
-      </w:r>
-      <w:r>
-        <w:rPr>
-          <w:sz w:val="21"/>
-        </w:rPr>
-        <w:t>Ejecute la acción desde la pantalla.</w:t>
-      </w:r>
-    </w:p>
-    <w:p>
-      <w:pPr>
-        <w:spacing w:after="40"/>
-      </w:pPr>
-      <w:r>
-        <w:rPr>
-          <w:b/>
-          <w:color w:val="4F46E5"/>
-          <w:sz w:val="21"/>
-        </w:rPr>
-        <w:t xml:space="preserve">Paso 3. </w:t>
-      </w:r>
-      <w:r>
-        <w:rPr>
-          <w:sz w:val="21"/>
-        </w:rPr>
-        <w:t>Compruebe que quedó bien. Tiene que cumplirse todo esto:</w:t>
+        <w:t>Aun así tiene que cumplirse esto:</w:t>
       </w:r>
     </w:p>
     <w:tbl>
@@ -2866,7 +2816,7 @@
           <w:color w:val="555555"/>
           <w:sz w:val="18"/>
         </w:rPr>
-        <w:t>Generado desde el Product Backlog (historias, campos de entrada y criterios de aceptación) y desde la tabla Menus de la base. Para actualizarlo: python _scratch/gen_manual_modulo.py</w:t>
+        <w:t>Generado desde el Product Backlog (historias, campos de entrada y criterios de aceptación), desde la tabla Menus de la base y desde las pestañas leídas de los .aspx. Para actualizarlo: python _scratch/gen_manual_modulo.py</w:t>
       </w:r>
     </w:p>
     <w:sectPr>
